--- a/METAR_Lookup_License.docx
+++ b/METAR_Lookup_License.docx
@@ -12,7 +12,6 @@
         <w:spacing w:after="120"/>
         <w:jc w:val="center"/>
       </w:pPr>
-      <w:proofErr w:type="gramStart"/>
       <w:r>
         <w:rPr>
           <w:b/>
@@ -21,18 +20,7 @@
           <w:sz w:val="52"/>
           <w:szCs w:val="52"/>
         </w:rPr>
-        <w:t>✈  METAR</w:t>
-      </w:r>
-      <w:proofErr w:type="gramEnd"/>
-      <w:r>
-        <w:rPr>
-          <w:b/>
-          <w:bCs/>
-          <w:color w:val="14468F"/>
-          <w:sz w:val="52"/>
-          <w:szCs w:val="52"/>
-        </w:rPr>
-        <w:t xml:space="preserve"> LOOKUP</w:t>
+        <w:t>✈  METAR LOOKUP</w:t>
       </w:r>
     </w:p>
     <w:p>
@@ -46,7 +34,15 @@
           <w:sz w:val="26"/>
           <w:szCs w:val="26"/>
         </w:rPr>
-        <w:t>Version 2.0</w:t>
+        <w:t>Version 2.</w:t>
+      </w:r>
+      <w:r>
+        <w:rPr>
+          <w:color w:val="555555"/>
+          <w:sz w:val="26"/>
+          <w:szCs w:val="26"/>
+        </w:rPr>
+        <w:t>1</w:t>
       </w:r>
     </w:p>
     <w:p>
@@ -84,33 +80,15 @@
           <w:sz w:val="20"/>
           <w:szCs w:val="20"/>
         </w:rPr>
-        <w:t xml:space="preserve">Farrand Tech </w:t>
-      </w:r>
-      <w:proofErr w:type="gramStart"/>
+        <w:t>Farrand Tech Services</w:t>
+      </w:r>
       <w:r>
         <w:rPr>
           <w:color w:val="666666"/>
           <w:sz w:val="20"/>
           <w:szCs w:val="20"/>
         </w:rPr>
-        <w:t>Services</w:t>
-      </w:r>
-      <w:r>
-        <w:rPr>
-          <w:color w:val="666666"/>
-          <w:sz w:val="20"/>
-          <w:szCs w:val="20"/>
-        </w:rPr>
-        <w:t xml:space="preserve">  •</w:t>
-      </w:r>
-      <w:proofErr w:type="gramEnd"/>
-      <w:r>
-        <w:rPr>
-          <w:color w:val="666666"/>
-          <w:sz w:val="20"/>
-          <w:szCs w:val="20"/>
-        </w:rPr>
-        <w:t xml:space="preserve">  All rights reserved.</w:t>
+        <w:t xml:space="preserve">  •  All rights reserved.</w:t>
       </w:r>
     </w:p>
     <w:p>
@@ -131,15 +109,7 @@
         <w:pStyle w:val="Heading1"/>
       </w:pPr>
       <w:r>
-        <w:t>1</w:t>
-      </w:r>
-      <w:proofErr w:type="gramStart"/>
-      <w:r>
-        <w:t>.  MIT</w:t>
-      </w:r>
-      <w:proofErr w:type="gramEnd"/>
-      <w:r>
-        <w:t xml:space="preserve"> License (Open Source)</w:t>
+        <w:t>1.  MIT License (Open Source)</w:t>
       </w:r>
     </w:p>
     <w:p>
@@ -299,27 +269,7 @@
           <w:sz w:val="18"/>
           <w:szCs w:val="18"/>
         </w:rPr>
-        <w:t xml:space="preserve">copies of the Software, and to permit </w:t>
-      </w:r>
-      <w:proofErr w:type="gramStart"/>
-      <w:r>
-        <w:rPr>
-          <w:rFonts w:ascii="Courier New" w:eastAsia="Courier New" w:hAnsi="Courier New" w:cs="Courier New"/>
-          <w:color w:val="333333"/>
-          <w:sz w:val="18"/>
-          <w:szCs w:val="18"/>
-        </w:rPr>
-        <w:t>persons</w:t>
-      </w:r>
-      <w:proofErr w:type="gramEnd"/>
-      <w:r>
-        <w:rPr>
-          <w:rFonts w:ascii="Courier New" w:eastAsia="Courier New" w:hAnsi="Courier New" w:cs="Courier New"/>
-          <w:color w:val="333333"/>
-          <w:sz w:val="18"/>
-          <w:szCs w:val="18"/>
-        </w:rPr>
-        <w:t xml:space="preserve"> to whom the Software is</w:t>
+        <w:t>copies of the Software, and to permit persons to whom the Software is</w:t>
       </w:r>
     </w:p>
     <w:p>
@@ -561,15 +511,7 @@
       </w:pPr>
       <w:r>
         <w:lastRenderedPageBreak/>
-        <w:t>2</w:t>
-      </w:r>
-      <w:proofErr w:type="gramStart"/>
-      <w:r>
-        <w:t>.  Aviation</w:t>
-      </w:r>
-      <w:proofErr w:type="gramEnd"/>
-      <w:r>
-        <w:t xml:space="preserve"> Safety Disclaimer</w:t>
+        <w:t>2.  Aviation Safety Disclaimer</w:t>
       </w:r>
     </w:p>
     <w:p>
@@ -580,23 +522,13 @@
         <w:shd w:val="clear" w:color="auto" w:fill="FFF3CD"/>
         <w:spacing w:before="80" w:after="100"/>
       </w:pPr>
-      <w:proofErr w:type="gramStart"/>
       <w:r>
         <w:rPr>
           <w:b/>
           <w:bCs/>
           <w:color w:val="B35900"/>
         </w:rPr>
-        <w:t>⚠  NOT</w:t>
-      </w:r>
-      <w:proofErr w:type="gramEnd"/>
-      <w:r>
-        <w:rPr>
-          <w:b/>
-          <w:bCs/>
-          <w:color w:val="B35900"/>
-        </w:rPr>
-        <w:t xml:space="preserve"> FOR OPERATIONAL FLIGHT PLANNING</w:t>
+        <w:t>⚠  NOT FOR OPERATIONAL FLIGHT PLANNING</w:t>
       </w:r>
     </w:p>
     <w:p>
@@ -687,21 +619,7 @@
         <w:rPr>
           <w:color w:val="000000"/>
         </w:rPr>
-        <w:t xml:space="preserve">Always obtain an official weather briefing from a qualified source such as 1800wxbrief.com, </w:t>
-      </w:r>
-      <w:proofErr w:type="spellStart"/>
-      <w:r>
-        <w:rPr>
-          <w:color w:val="000000"/>
-        </w:rPr>
-        <w:t>ForeFlight</w:t>
-      </w:r>
-      <w:proofErr w:type="spellEnd"/>
-      <w:r>
-        <w:rPr>
-          <w:color w:val="000000"/>
-        </w:rPr>
-        <w:t>, or a certified flight service station before any flight.</w:t>
+        <w:t>Always obtain an official weather briefing from a qualified source such as 1800wxbrief.com, ForeFlight, or a certified flight service station before any flight.</w:t>
       </w:r>
     </w:p>
     <w:p>
@@ -714,15 +632,7 @@
         <w:pStyle w:val="Heading1"/>
       </w:pPr>
       <w:r>
-        <w:t>3</w:t>
-      </w:r>
-      <w:proofErr w:type="gramStart"/>
-      <w:r>
-        <w:t>.  Data</w:t>
-      </w:r>
-      <w:proofErr w:type="gramEnd"/>
-      <w:r>
-        <w:t xml:space="preserve"> Sources &amp; Third-Party Services</w:t>
+        <w:t>3.  Data Sources &amp; Third-Party Services</w:t>
       </w:r>
     </w:p>
     <w:p>
@@ -900,23 +810,7 @@
                 <w:sz w:val="20"/>
                 <w:szCs w:val="20"/>
               </w:rPr>
-              <w:t xml:space="preserve">aeronav.faa.gov (FAA </w:t>
-            </w:r>
-            <w:proofErr w:type="spellStart"/>
-            <w:r>
-              <w:rPr>
-                <w:sz w:val="20"/>
-                <w:szCs w:val="20"/>
-              </w:rPr>
-              <w:t>AeroNav</w:t>
-            </w:r>
-            <w:proofErr w:type="spellEnd"/>
-            <w:r>
-              <w:rPr>
-                <w:sz w:val="20"/>
-                <w:szCs w:val="20"/>
-              </w:rPr>
-              <w:t>)</w:t>
+              <w:t>aeronav.faa.gov (FAA AeroNav)</w:t>
             </w:r>
           </w:p>
         </w:tc>
@@ -1084,23 +978,7 @@
                 <w:sz w:val="20"/>
                 <w:szCs w:val="20"/>
               </w:rPr>
-              <w:t>cartocdn.com (</w:t>
-            </w:r>
-            <w:proofErr w:type="spellStart"/>
-            <w:r>
-              <w:rPr>
-                <w:sz w:val="20"/>
-                <w:szCs w:val="20"/>
-              </w:rPr>
-              <w:t>CartoDB</w:t>
-            </w:r>
-            <w:proofErr w:type="spellEnd"/>
-            <w:r>
-              <w:rPr>
-                <w:sz w:val="20"/>
-                <w:szCs w:val="20"/>
-              </w:rPr>
-              <w:t>)</w:t>
+              <w:t>cartocdn.com (CartoDB)</w:t>
             </w:r>
           </w:p>
         </w:tc>
@@ -1199,15 +1077,7 @@
         <w:pStyle w:val="Heading1"/>
       </w:pPr>
       <w:r>
-        <w:t>4</w:t>
-      </w:r>
-      <w:proofErr w:type="gramStart"/>
-      <w:r>
-        <w:t>.  Open</w:t>
-      </w:r>
-      <w:proofErr w:type="gramEnd"/>
-      <w:r>
-        <w:t>-Source Component Attributions</w:t>
+        <w:t>4.  Open-Source Component Attributions</w:t>
       </w:r>
     </w:p>
     <w:p>
@@ -1269,7 +1139,6 @@
             </w:tcMar>
           </w:tcPr>
           <w:p>
-            <w:proofErr w:type="spellStart"/>
             <w:r>
               <w:rPr>
                 <w:b/>
@@ -1279,7 +1148,6 @@
               </w:rPr>
               <w:t>CommunityToolkit.Mvvm</w:t>
             </w:r>
-            <w:proofErr w:type="spellEnd"/>
           </w:p>
         </w:tc>
         <w:tc>
@@ -1354,34 +1222,14 @@
             </w:tcMar>
           </w:tcPr>
           <w:p>
-            <w:proofErr w:type="spellStart"/>
             <w:r>
               <w:rPr>
                 <w:color w:val="555555"/>
                 <w:sz w:val="20"/>
                 <w:szCs w:val="20"/>
               </w:rPr>
-              <w:t>microsoft</w:t>
-            </w:r>
-            <w:proofErr w:type="spellEnd"/>
-            <w:r>
-              <w:rPr>
-                <w:color w:val="555555"/>
-                <w:sz w:val="20"/>
-                <w:szCs w:val="20"/>
-              </w:rPr>
-              <w:t>/</w:t>
-            </w:r>
-            <w:proofErr w:type="spellStart"/>
-            <w:r>
-              <w:rPr>
-                <w:color w:val="555555"/>
-                <w:sz w:val="20"/>
-                <w:szCs w:val="20"/>
-              </w:rPr>
-              <w:t>CommunityToolkit</w:t>
-            </w:r>
-            <w:proofErr w:type="spellEnd"/>
+              <w:t>microsoft/CommunityToolkit</w:t>
+            </w:r>
           </w:p>
         </w:tc>
       </w:tr>
@@ -1404,8 +1252,6 @@
             </w:tcMar>
           </w:tcPr>
           <w:p>
-            <w:proofErr w:type="spellStart"/>
-            <w:proofErr w:type="gramStart"/>
             <w:r>
               <w:rPr>
                 <w:b/>
@@ -1415,8 +1261,6 @@
               </w:rPr>
               <w:t>Microsoft.Extensions.DependencyInjection</w:t>
             </w:r>
-            <w:proofErr w:type="spellEnd"/>
-            <w:proofErr w:type="gramEnd"/>
           </w:p>
         </w:tc>
         <w:tc>
@@ -1521,7 +1365,6 @@
             </w:tcMar>
           </w:tcPr>
           <w:p>
-            <w:proofErr w:type="gramStart"/>
             <w:r>
               <w:rPr>
                 <w:b/>
@@ -1529,9 +1372,112 @@
                 <w:sz w:val="20"/>
                 <w:szCs w:val="20"/>
               </w:rPr>
-              <w:t>Microsoft.Web.WebView</w:t>
-            </w:r>
-            <w:proofErr w:type="gramEnd"/>
+              <w:t>Microsoft.Web.WebView2</w:t>
+            </w:r>
+          </w:p>
+        </w:tc>
+        <w:tc>
+          <w:tcPr>
+            <w:tcW w:w="1200" w:type="dxa"/>
+            <w:tcBorders>
+              <w:top w:val="none" w:sz="0" w:space="0" w:color="FFFFFF"/>
+              <w:left w:val="none" w:sz="0" w:space="0" w:color="FFFFFF"/>
+              <w:bottom w:val="none" w:sz="0" w:space="0" w:color="FFFFFF"/>
+              <w:right w:val="none" w:sz="0" w:space="0" w:color="FFFFFF"/>
+            </w:tcBorders>
+            <w:shd w:val="clear" w:color="auto" w:fill="D5E8F7"/>
+            <w:tcMar>
+              <w:top w:w="60" w:type="dxa"/>
+              <w:left w:w="120" w:type="dxa"/>
+              <w:bottom w:w="60" w:type="dxa"/>
+              <w:right w:w="120" w:type="dxa"/>
+            </w:tcMar>
+          </w:tcPr>
+          <w:p>
+            <w:r>
+              <w:rPr>
+                <w:sz w:val="20"/>
+                <w:szCs w:val="20"/>
+              </w:rPr>
+              <w:t>1.0.3856.49</w:t>
+            </w:r>
+          </w:p>
+        </w:tc>
+        <w:tc>
+          <w:tcPr>
+            <w:tcW w:w="1500" w:type="dxa"/>
+            <w:tcBorders>
+              <w:top w:val="none" w:sz="0" w:space="0" w:color="FFFFFF"/>
+              <w:left w:val="none" w:sz="0" w:space="0" w:color="FFFFFF"/>
+              <w:bottom w:val="none" w:sz="0" w:space="0" w:color="FFFFFF"/>
+              <w:right w:val="none" w:sz="0" w:space="0" w:color="FFFFFF"/>
+            </w:tcBorders>
+            <w:shd w:val="clear" w:color="auto" w:fill="D5E8F7"/>
+            <w:tcMar>
+              <w:top w:w="60" w:type="dxa"/>
+              <w:left w:w="120" w:type="dxa"/>
+              <w:bottom w:w="60" w:type="dxa"/>
+              <w:right w:w="120" w:type="dxa"/>
+            </w:tcMar>
+          </w:tcPr>
+          <w:p>
+            <w:r>
+              <w:rPr>
+                <w:sz w:val="20"/>
+                <w:szCs w:val="20"/>
+              </w:rPr>
+              <w:t>BSD-style</w:t>
+            </w:r>
+          </w:p>
+        </w:tc>
+        <w:tc>
+          <w:tcPr>
+            <w:tcW w:w="3160" w:type="dxa"/>
+            <w:tcBorders>
+              <w:top w:val="none" w:sz="0" w:space="0" w:color="FFFFFF"/>
+              <w:left w:val="none" w:sz="0" w:space="0" w:color="FFFFFF"/>
+              <w:bottom w:val="none" w:sz="0" w:space="0" w:color="FFFFFF"/>
+              <w:right w:val="none" w:sz="0" w:space="0" w:color="FFFFFF"/>
+            </w:tcBorders>
+            <w:shd w:val="clear" w:color="auto" w:fill="D5E8F7"/>
+            <w:tcMar>
+              <w:top w:w="60" w:type="dxa"/>
+              <w:left w:w="120" w:type="dxa"/>
+              <w:bottom w:w="60" w:type="dxa"/>
+              <w:right w:w="120" w:type="dxa"/>
+            </w:tcMar>
+          </w:tcPr>
+          <w:p>
+            <w:r>
+              <w:rPr>
+                <w:color w:val="555555"/>
+                <w:sz w:val="20"/>
+                <w:szCs w:val="20"/>
+              </w:rPr>
+              <w:t>microsoft/webview2</w:t>
+            </w:r>
+          </w:p>
+        </w:tc>
+      </w:tr>
+      <w:tr>
+        <w:tc>
+          <w:tcPr>
+            <w:tcW w:w="3500" w:type="dxa"/>
+            <w:tcBorders>
+              <w:top w:val="none" w:sz="0" w:space="0" w:color="FFFFFF"/>
+              <w:left w:val="none" w:sz="0" w:space="0" w:color="FFFFFF"/>
+              <w:bottom w:val="none" w:sz="0" w:space="0" w:color="FFFFFF"/>
+              <w:right w:val="none" w:sz="0" w:space="0" w:color="FFFFFF"/>
+            </w:tcBorders>
+            <w:shd w:val="clear" w:color="auto" w:fill="FFFFFF"/>
+            <w:tcMar>
+              <w:top w:w="60" w:type="dxa"/>
+              <w:left w:w="120" w:type="dxa"/>
+              <w:bottom w:w="60" w:type="dxa"/>
+              <w:right w:w="120" w:type="dxa"/>
+            </w:tcMar>
+          </w:tcPr>
+          <w:p>
             <w:r>
               <w:rPr>
                 <w:b/>
@@ -1539,7 +1485,7 @@
                 <w:sz w:val="20"/>
                 <w:szCs w:val="20"/>
               </w:rPr>
-              <w:t>2</w:t>
+              <w:t>ModernWpfUI</w:t>
             </w:r>
           </w:p>
         </w:tc>
@@ -1552,21 +1498,21 @@
               <w:bottom w:val="none" w:sz="0" w:space="0" w:color="FFFFFF"/>
               <w:right w:val="none" w:sz="0" w:space="0" w:color="FFFFFF"/>
             </w:tcBorders>
-            <w:shd w:val="clear" w:color="auto" w:fill="D5E8F7"/>
-            <w:tcMar>
-              <w:top w:w="60" w:type="dxa"/>
-              <w:left w:w="120" w:type="dxa"/>
-              <w:bottom w:w="60" w:type="dxa"/>
-              <w:right w:w="120" w:type="dxa"/>
-            </w:tcMar>
-          </w:tcPr>
-          <w:p>
-            <w:r>
-              <w:rPr>
-                <w:sz w:val="20"/>
-                <w:szCs w:val="20"/>
-              </w:rPr>
-              <w:t>1.0.3856.49</w:t>
+            <w:shd w:val="clear" w:color="auto" w:fill="FFFFFF"/>
+            <w:tcMar>
+              <w:top w:w="60" w:type="dxa"/>
+              <w:left w:w="120" w:type="dxa"/>
+              <w:bottom w:w="60" w:type="dxa"/>
+              <w:right w:w="120" w:type="dxa"/>
+            </w:tcMar>
+          </w:tcPr>
+          <w:p>
+            <w:r>
+              <w:rPr>
+                <w:sz w:val="20"/>
+                <w:szCs w:val="20"/>
+              </w:rPr>
+              <w:t>0.9.6</w:t>
             </w:r>
           </w:p>
         </w:tc>
@@ -1579,21 +1525,21 @@
               <w:bottom w:val="none" w:sz="0" w:space="0" w:color="FFFFFF"/>
               <w:right w:val="none" w:sz="0" w:space="0" w:color="FFFFFF"/>
             </w:tcBorders>
-            <w:shd w:val="clear" w:color="auto" w:fill="D5E8F7"/>
-            <w:tcMar>
-              <w:top w:w="60" w:type="dxa"/>
-              <w:left w:w="120" w:type="dxa"/>
-              <w:bottom w:w="60" w:type="dxa"/>
-              <w:right w:w="120" w:type="dxa"/>
-            </w:tcMar>
-          </w:tcPr>
-          <w:p>
-            <w:r>
-              <w:rPr>
-                <w:sz w:val="20"/>
-                <w:szCs w:val="20"/>
-              </w:rPr>
-              <w:t>BSD-style</w:t>
+            <w:shd w:val="clear" w:color="auto" w:fill="FFFFFF"/>
+            <w:tcMar>
+              <w:top w:w="60" w:type="dxa"/>
+              <w:left w:w="120" w:type="dxa"/>
+              <w:bottom w:w="60" w:type="dxa"/>
+              <w:right w:w="120" w:type="dxa"/>
+            </w:tcMar>
+          </w:tcPr>
+          <w:p>
+            <w:r>
+              <w:rPr>
+                <w:sz w:val="20"/>
+                <w:szCs w:val="20"/>
+              </w:rPr>
+              <w:t>MIT</w:t>
             </w:r>
           </w:p>
         </w:tc>
@@ -1606,32 +1552,22 @@
               <w:bottom w:val="none" w:sz="0" w:space="0" w:color="FFFFFF"/>
               <w:right w:val="none" w:sz="0" w:space="0" w:color="FFFFFF"/>
             </w:tcBorders>
-            <w:shd w:val="clear" w:color="auto" w:fill="D5E8F7"/>
-            <w:tcMar>
-              <w:top w:w="60" w:type="dxa"/>
-              <w:left w:w="120" w:type="dxa"/>
-              <w:bottom w:w="60" w:type="dxa"/>
-              <w:right w:w="120" w:type="dxa"/>
-            </w:tcMar>
-          </w:tcPr>
-          <w:p>
-            <w:proofErr w:type="spellStart"/>
+            <w:shd w:val="clear" w:color="auto" w:fill="FFFFFF"/>
+            <w:tcMar>
+              <w:top w:w="60" w:type="dxa"/>
+              <w:left w:w="120" w:type="dxa"/>
+              <w:bottom w:w="60" w:type="dxa"/>
+              <w:right w:w="120" w:type="dxa"/>
+            </w:tcMar>
+          </w:tcPr>
+          <w:p>
             <w:r>
               <w:rPr>
                 <w:color w:val="555555"/>
                 <w:sz w:val="20"/>
                 <w:szCs w:val="20"/>
               </w:rPr>
-              <w:t>microsoft</w:t>
-            </w:r>
-            <w:proofErr w:type="spellEnd"/>
-            <w:r>
-              <w:rPr>
-                <w:color w:val="555555"/>
-                <w:sz w:val="20"/>
-                <w:szCs w:val="20"/>
-              </w:rPr>
-              <w:t>/webview2</w:t>
+              <w:t>Kinnara/ModernWpf</w:t>
             </w:r>
           </w:p>
         </w:tc>
@@ -1646,16 +1582,15 @@
               <w:bottom w:val="none" w:sz="0" w:space="0" w:color="FFFFFF"/>
               <w:right w:val="none" w:sz="0" w:space="0" w:color="FFFFFF"/>
             </w:tcBorders>
-            <w:shd w:val="clear" w:color="auto" w:fill="FFFFFF"/>
-            <w:tcMar>
-              <w:top w:w="60" w:type="dxa"/>
-              <w:left w:w="120" w:type="dxa"/>
-              <w:bottom w:w="60" w:type="dxa"/>
-              <w:right w:w="120" w:type="dxa"/>
-            </w:tcMar>
-          </w:tcPr>
-          <w:p>
-            <w:proofErr w:type="spellStart"/>
+            <w:shd w:val="clear" w:color="auto" w:fill="D5E8F7"/>
+            <w:tcMar>
+              <w:top w:w="60" w:type="dxa"/>
+              <w:left w:w="120" w:type="dxa"/>
+              <w:bottom w:w="60" w:type="dxa"/>
+              <w:right w:w="120" w:type="dxa"/>
+            </w:tcMar>
+          </w:tcPr>
+          <w:p>
             <w:r>
               <w:rPr>
                 <w:b/>
@@ -1663,130 +1598,6 @@
                 <w:sz w:val="20"/>
                 <w:szCs w:val="20"/>
               </w:rPr>
-              <w:t>ModernWpfUI</w:t>
-            </w:r>
-            <w:proofErr w:type="spellEnd"/>
-          </w:p>
-        </w:tc>
-        <w:tc>
-          <w:tcPr>
-            <w:tcW w:w="1200" w:type="dxa"/>
-            <w:tcBorders>
-              <w:top w:val="none" w:sz="0" w:space="0" w:color="FFFFFF"/>
-              <w:left w:val="none" w:sz="0" w:space="0" w:color="FFFFFF"/>
-              <w:bottom w:val="none" w:sz="0" w:space="0" w:color="FFFFFF"/>
-              <w:right w:val="none" w:sz="0" w:space="0" w:color="FFFFFF"/>
-            </w:tcBorders>
-            <w:shd w:val="clear" w:color="auto" w:fill="FFFFFF"/>
-            <w:tcMar>
-              <w:top w:w="60" w:type="dxa"/>
-              <w:left w:w="120" w:type="dxa"/>
-              <w:bottom w:w="60" w:type="dxa"/>
-              <w:right w:w="120" w:type="dxa"/>
-            </w:tcMar>
-          </w:tcPr>
-          <w:p>
-            <w:r>
-              <w:rPr>
-                <w:sz w:val="20"/>
-                <w:szCs w:val="20"/>
-              </w:rPr>
-              <w:t>0.9.6</w:t>
-            </w:r>
-          </w:p>
-        </w:tc>
-        <w:tc>
-          <w:tcPr>
-            <w:tcW w:w="1500" w:type="dxa"/>
-            <w:tcBorders>
-              <w:top w:val="none" w:sz="0" w:space="0" w:color="FFFFFF"/>
-              <w:left w:val="none" w:sz="0" w:space="0" w:color="FFFFFF"/>
-              <w:bottom w:val="none" w:sz="0" w:space="0" w:color="FFFFFF"/>
-              <w:right w:val="none" w:sz="0" w:space="0" w:color="FFFFFF"/>
-            </w:tcBorders>
-            <w:shd w:val="clear" w:color="auto" w:fill="FFFFFF"/>
-            <w:tcMar>
-              <w:top w:w="60" w:type="dxa"/>
-              <w:left w:w="120" w:type="dxa"/>
-              <w:bottom w:w="60" w:type="dxa"/>
-              <w:right w:w="120" w:type="dxa"/>
-            </w:tcMar>
-          </w:tcPr>
-          <w:p>
-            <w:r>
-              <w:rPr>
-                <w:sz w:val="20"/>
-                <w:szCs w:val="20"/>
-              </w:rPr>
-              <w:t>MIT</w:t>
-            </w:r>
-          </w:p>
-        </w:tc>
-        <w:tc>
-          <w:tcPr>
-            <w:tcW w:w="3160" w:type="dxa"/>
-            <w:tcBorders>
-              <w:top w:val="none" w:sz="0" w:space="0" w:color="FFFFFF"/>
-              <w:left w:val="none" w:sz="0" w:space="0" w:color="FFFFFF"/>
-              <w:bottom w:val="none" w:sz="0" w:space="0" w:color="FFFFFF"/>
-              <w:right w:val="none" w:sz="0" w:space="0" w:color="FFFFFF"/>
-            </w:tcBorders>
-            <w:shd w:val="clear" w:color="auto" w:fill="FFFFFF"/>
-            <w:tcMar>
-              <w:top w:w="60" w:type="dxa"/>
-              <w:left w:w="120" w:type="dxa"/>
-              <w:bottom w:w="60" w:type="dxa"/>
-              <w:right w:w="120" w:type="dxa"/>
-            </w:tcMar>
-          </w:tcPr>
-          <w:p>
-            <w:r>
-              <w:rPr>
-                <w:color w:val="555555"/>
-                <w:sz w:val="20"/>
-                <w:szCs w:val="20"/>
-              </w:rPr>
-              <w:t>Kinnara/</w:t>
-            </w:r>
-            <w:proofErr w:type="spellStart"/>
-            <w:r>
-              <w:rPr>
-                <w:color w:val="555555"/>
-                <w:sz w:val="20"/>
-                <w:szCs w:val="20"/>
-              </w:rPr>
-              <w:t>ModernWpf</w:t>
-            </w:r>
-            <w:proofErr w:type="spellEnd"/>
-          </w:p>
-        </w:tc>
-      </w:tr>
-      <w:tr>
-        <w:tc>
-          <w:tcPr>
-            <w:tcW w:w="3500" w:type="dxa"/>
-            <w:tcBorders>
-              <w:top w:val="none" w:sz="0" w:space="0" w:color="FFFFFF"/>
-              <w:left w:val="none" w:sz="0" w:space="0" w:color="FFFFFF"/>
-              <w:bottom w:val="none" w:sz="0" w:space="0" w:color="FFFFFF"/>
-              <w:right w:val="none" w:sz="0" w:space="0" w:color="FFFFFF"/>
-            </w:tcBorders>
-            <w:shd w:val="clear" w:color="auto" w:fill="D5E8F7"/>
-            <w:tcMar>
-              <w:top w:w="60" w:type="dxa"/>
-              <w:left w:w="120" w:type="dxa"/>
-              <w:bottom w:w="60" w:type="dxa"/>
-              <w:right w:w="120" w:type="dxa"/>
-            </w:tcMar>
-          </w:tcPr>
-          <w:p>
-            <w:r>
-              <w:rPr>
-                <w:b/>
-                <w:bCs/>
-                <w:sz w:val="20"/>
-                <w:szCs w:val="20"/>
-              </w:rPr>
               <w:t>Leaflet.js</w:t>
             </w:r>
           </w:p>
@@ -1901,13 +1712,8 @@
         <w:pStyle w:val="Heading1"/>
       </w:pPr>
       <w:r>
-        <w:t>5</w:t>
-      </w:r>
-      <w:proofErr w:type="gramStart"/>
-      <w:r>
-        <w:t>.  Privacy</w:t>
-      </w:r>
-      <w:proofErr w:type="gramEnd"/>
+        <w:t>5.  Privacy</w:t>
+      </w:r>
     </w:p>
     <w:p>
       <w:pPr>
@@ -1959,15 +1765,7 @@
         <w:pStyle w:val="Heading1"/>
       </w:pPr>
       <w:r>
-        <w:t>6</w:t>
-      </w:r>
-      <w:proofErr w:type="gramStart"/>
-      <w:r>
-        <w:t>.  Limitation</w:t>
-      </w:r>
-      <w:proofErr w:type="gramEnd"/>
-      <w:r>
-        <w:t xml:space="preserve"> of Liability</w:t>
+        <w:t>6.  Limitation of Liability</w:t>
       </w:r>
     </w:p>
     <w:p>
@@ -2005,25 +1803,23 @@
           <w:sz w:val="18"/>
           <w:szCs w:val="18"/>
         </w:rPr>
-        <w:t xml:space="preserve">METAR Lookup </w:t>
-      </w:r>
-      <w:proofErr w:type="gramStart"/>
+        <w:t>METAR Lookup v2</w:t>
+      </w:r>
       <w:r>
         <w:rPr>
           <w:color w:val="888888"/>
           <w:sz w:val="18"/>
           <w:szCs w:val="18"/>
         </w:rPr>
-        <w:t>v2.0  •</w:t>
-      </w:r>
-      <w:proofErr w:type="gramEnd"/>
+        <w:t>.1</w:t>
+      </w:r>
       <w:r>
         <w:rPr>
           <w:color w:val="888888"/>
           <w:sz w:val="18"/>
           <w:szCs w:val="18"/>
         </w:rPr>
-        <w:t xml:space="preserve">  Copyright © 2026 </w:t>
+        <w:t xml:space="preserve">  •  Copyright © 2026 </w:t>
       </w:r>
       <w:r>
         <w:rPr>
@@ -2031,33 +1827,15 @@
           <w:sz w:val="18"/>
           <w:szCs w:val="18"/>
         </w:rPr>
-        <w:t xml:space="preserve">Farrand Tech </w:t>
-      </w:r>
-      <w:proofErr w:type="gramStart"/>
+        <w:t>Farrand Tech Services</w:t>
+      </w:r>
       <w:r>
         <w:rPr>
           <w:color w:val="888888"/>
           <w:sz w:val="18"/>
           <w:szCs w:val="18"/>
         </w:rPr>
-        <w:t>Services</w:t>
-      </w:r>
-      <w:r>
-        <w:rPr>
-          <w:color w:val="888888"/>
-          <w:sz w:val="18"/>
-          <w:szCs w:val="18"/>
-        </w:rPr>
-        <w:t xml:space="preserve">  •</w:t>
-      </w:r>
-      <w:proofErr w:type="gramEnd"/>
-      <w:r>
-        <w:rPr>
-          <w:color w:val="888888"/>
-          <w:sz w:val="18"/>
-          <w:szCs w:val="18"/>
-        </w:rPr>
-        <w:t xml:space="preserve">  MIT License</w:t>
+        <w:t xml:space="preserve">  •  MIT License</w:t>
       </w:r>
     </w:p>
     <w:p>
@@ -2070,25 +1848,7 @@
           <w:sz w:val="18"/>
           <w:szCs w:val="18"/>
         </w:rPr>
-        <w:t xml:space="preserve">Data provided by </w:t>
-      </w:r>
-      <w:proofErr w:type="gramStart"/>
-      <w:r>
-        <w:rPr>
-          <w:color w:val="AAAAAA"/>
-          <w:sz w:val="18"/>
-          <w:szCs w:val="18"/>
-        </w:rPr>
-        <w:t>aviationweather.gov  •</w:t>
-      </w:r>
-      <w:proofErr w:type="gramEnd"/>
-      <w:r>
-        <w:rPr>
-          <w:color w:val="AAAAAA"/>
-          <w:sz w:val="18"/>
-          <w:szCs w:val="18"/>
-        </w:rPr>
-        <w:t xml:space="preserve">  Not for operational flight planning</w:t>
+        <w:t>Data provided by aviationweather.gov  •  Not for operational flight planning</w:t>
       </w:r>
     </w:p>
     <w:sectPr>

--- a/METAR_Lookup_License.docx
+++ b/METAR_Lookup_License.docx
@@ -34,15 +34,7 @@
           <w:sz w:val="26"/>
           <w:szCs w:val="26"/>
         </w:rPr>
-        <w:t>Version 2.</w:t>
-      </w:r>
-      <w:r>
-        <w:rPr>
-          <w:color w:val="555555"/>
-          <w:sz w:val="26"/>
-          <w:szCs w:val="26"/>
-        </w:rPr>
-        <w:t>1</w:t>
+        <w:t>Version 2.1</w:t>
       </w:r>
     </w:p>
     <w:p>
@@ -72,23 +64,7 @@
           <w:sz w:val="20"/>
           <w:szCs w:val="20"/>
         </w:rPr>
-        <w:t xml:space="preserve">Copyright © 2026 </w:t>
-      </w:r>
-      <w:r>
-        <w:rPr>
-          <w:color w:val="666666"/>
-          <w:sz w:val="20"/>
-          <w:szCs w:val="20"/>
-        </w:rPr>
-        <w:t>Farrand Tech Services</w:t>
-      </w:r>
-      <w:r>
-        <w:rPr>
-          <w:color w:val="666666"/>
-          <w:sz w:val="20"/>
-          <w:szCs w:val="20"/>
-        </w:rPr>
-        <w:t xml:space="preserve">  •  All rights reserved.</w:t>
+        <w:t>Copyright © 2026 Farrand Tech Services  •  All rights reserved.</w:t>
       </w:r>
     </w:p>
     <w:p>
@@ -161,16 +137,7 @@
           <w:sz w:val="18"/>
           <w:szCs w:val="18"/>
         </w:rPr>
-        <w:t xml:space="preserve">Copyright (c) 2026 </w:t>
-      </w:r>
-      <w:r>
-        <w:rPr>
-          <w:rFonts w:ascii="Courier New" w:eastAsia="Courier New" w:hAnsi="Courier New" w:cs="Courier New"/>
-          <w:color w:val="333333"/>
-          <w:sz w:val="18"/>
-          <w:szCs w:val="18"/>
-        </w:rPr>
-        <w:t>Farrand Tech Services</w:t>
+        <w:t>Copyright (c) 2026 Farrand Tech Services</w:t>
       </w:r>
     </w:p>
     <w:p>
@@ -922,6 +889,62 @@
                 <w:sz w:val="20"/>
                 <w:szCs w:val="20"/>
               </w:rPr>
+              <w:t>datis.clowd.io</w:t>
+            </w:r>
+          </w:p>
+        </w:tc>
+        <w:tc>
+          <w:tcPr>
+            <w:tcW w:w="6160" w:type="dxa"/>
+            <w:tcBorders>
+              <w:top w:val="none" w:sz="0" w:space="0" w:color="FFFFFF"/>
+              <w:left w:val="none" w:sz="0" w:space="0" w:color="FFFFFF"/>
+              <w:bottom w:val="none" w:sz="0" w:space="0" w:color="FFFFFF"/>
+              <w:right w:val="none" w:sz="0" w:space="0" w:color="FFFFFF"/>
+            </w:tcBorders>
+            <w:shd w:val="clear" w:color="auto" w:fill="FFFFFF"/>
+            <w:tcMar>
+              <w:top w:w="60" w:type="dxa"/>
+              <w:left w:w="120" w:type="dxa"/>
+              <w:bottom w:w="60" w:type="dxa"/>
+              <w:right w:w="120" w:type="dxa"/>
+            </w:tcMar>
+          </w:tcPr>
+          <w:p>
+            <w:r>
+              <w:rPr>
+                <w:sz w:val="20"/>
+                <w:szCs w:val="20"/>
+              </w:rPr>
+              <w:t>D-ATIS (Digital Automatic Terminal Information Service) broadcasts</w:t>
+            </w:r>
+          </w:p>
+        </w:tc>
+      </w:tr>
+      <w:tr>
+        <w:tc>
+          <w:tcPr>
+            <w:tcW w:w="3200" w:type="dxa"/>
+            <w:tcBorders>
+              <w:top w:val="none" w:sz="0" w:space="0" w:color="FFFFFF"/>
+              <w:left w:val="none" w:sz="0" w:space="0" w:color="FFFFFF"/>
+              <w:bottom w:val="none" w:sz="0" w:space="0" w:color="FFFFFF"/>
+              <w:right w:val="none" w:sz="0" w:space="0" w:color="FFFFFF"/>
+            </w:tcBorders>
+            <w:shd w:val="clear" w:color="auto" w:fill="FFFFFF"/>
+            <w:tcMar>
+              <w:top w:w="60" w:type="dxa"/>
+              <w:left w:w="120" w:type="dxa"/>
+              <w:bottom w:w="60" w:type="dxa"/>
+              <w:right w:w="120" w:type="dxa"/>
+            </w:tcMar>
+          </w:tcPr>
+          <w:p>
+            <w:r>
+              <w:rPr>
+                <w:sz w:val="20"/>
+                <w:szCs w:val="20"/>
+              </w:rPr>
               <w:t>rainviewer.com</w:t>
             </w:r>
           </w:p>
@@ -949,7 +972,7 @@
                 <w:sz w:val="20"/>
                 <w:szCs w:val="20"/>
               </w:rPr>
-              <w:t>Radar and precipitation overlay tiles</w:t>
+              <w:t xml:space="preserve">Radar and precipitation overlay tiles</w:t>
             </w:r>
           </w:p>
         </w:tc>
@@ -1685,6 +1708,119 @@
           </w:p>
         </w:tc>
       </w:tr>
+      <w:tr>
+        <w:tc>
+          <w:tcPr>
+            <w:tcW w:w="3500" w:type="dxa"/>
+            <w:tcBorders>
+              <w:top w:val="none" w:sz="0" w:space="0" w:color="FFFFFF"/>
+              <w:left w:val="none" w:sz="0" w:space="0" w:color="FFFFFF"/>
+              <w:bottom w:val="none" w:sz="0" w:space="0" w:color="FFFFFF"/>
+              <w:right w:val="none" w:sz="0" w:space="0" w:color="FFFFFF"/>
+            </w:tcBorders>
+            <w:shd w:val="clear" w:color="auto" w:fill="FFFFFF"/>
+            <w:tcMar>
+              <w:top w:w="60" w:type="dxa"/>
+              <w:left w:w="120" w:type="dxa"/>
+              <w:bottom w:w="60" w:type="dxa"/>
+              <w:right w:w="120" w:type="dxa"/>
+            </w:tcMar>
+          </w:tcPr>
+          <w:p>
+            <w:r>
+              <w:rPr>
+                <w:b/>
+                <w:bCs/>
+                <w:sz w:val="20"/>
+                <w:szCs w:val="20"/>
+              </w:rPr>
+              <w:t>Sentry</w:t>
+            </w:r>
+          </w:p>
+        </w:tc>
+        <w:tc>
+          <w:tcPr>
+            <w:tcW w:w="1200" w:type="dxa"/>
+            <w:tcBorders>
+              <w:top w:val="none" w:sz="0" w:space="0" w:color="FFFFFF"/>
+              <w:left w:val="none" w:sz="0" w:space="0" w:color="FFFFFF"/>
+              <w:bottom w:val="none" w:sz="0" w:space="0" w:color="FFFFFF"/>
+              <w:right w:val="none" w:sz="0" w:space="0" w:color="FFFFFF"/>
+            </w:tcBorders>
+            <w:shd w:val="clear" w:color="auto" w:fill="FFFFFF"/>
+            <w:tcMar>
+              <w:top w:w="60" w:type="dxa"/>
+              <w:left w:w="120" w:type="dxa"/>
+              <w:bottom w:w="60" w:type="dxa"/>
+              <w:right w:w="120" w:type="dxa"/>
+            </w:tcMar>
+          </w:tcPr>
+          <w:p>
+            <w:r>
+              <w:rPr>
+                <w:sz w:val="20"/>
+                <w:szCs w:val="20"/>
+              </w:rPr>
+              <w:t>5.x</w:t>
+            </w:r>
+          </w:p>
+        </w:tc>
+        <w:tc>
+          <w:tcPr>
+            <w:tcW w:w="1500" w:type="dxa"/>
+            <w:tcBorders>
+              <w:top w:val="none" w:sz="0" w:space="0" w:color="FFFFFF"/>
+              <w:left w:val="none" w:sz="0" w:space="0" w:color="FFFFFF"/>
+              <w:bottom w:val="none" w:sz="0" w:space="0" w:color="FFFFFF"/>
+              <w:right w:val="none" w:sz="0" w:space="0" w:color="FFFFFF"/>
+            </w:tcBorders>
+            <w:shd w:val="clear" w:color="auto" w:fill="FFFFFF"/>
+            <w:tcMar>
+              <w:top w:w="60" w:type="dxa"/>
+              <w:left w:w="120" w:type="dxa"/>
+              <w:bottom w:w="60" w:type="dxa"/>
+              <w:right w:w="120" w:type="dxa"/>
+            </w:tcMar>
+          </w:tcPr>
+          <w:p>
+            <w:r>
+              <w:rPr>
+                <w:sz w:val="20"/>
+                <w:szCs w:val="20"/>
+              </w:rPr>
+              <w:t>MIT</w:t>
+            </w:r>
+          </w:p>
+        </w:tc>
+        <w:tc>
+          <w:tcPr>
+            <w:tcW w:w="3160" w:type="dxa"/>
+            <w:tcBorders>
+              <w:top w:val="none" w:sz="0" w:space="0" w:color="FFFFFF"/>
+              <w:left w:val="none" w:sz="0" w:space="0" w:color="FFFFFF"/>
+              <w:bottom w:val="none" w:sz="0" w:space="0" w:color="FFFFFF"/>
+              <w:right w:val="none" w:sz="0" w:space="0" w:color="FFFFFF"/>
+            </w:tcBorders>
+            <w:shd w:val="clear" w:color="auto" w:fill="FFFFFF"/>
+            <w:tcMar>
+              <w:top w:w="60" w:type="dxa"/>
+              <w:left w:w="120" w:type="dxa"/>
+              <w:bottom w:w="60" w:type="dxa"/>
+              <w:right w:w="120" w:type="dxa"/>
+            </w:tcMar>
+          </w:tcPr>
+          <w:p>
+            <w:r>
+              <w:rPr>
+                <w:color w:val="555555"/>
+                <w:sz w:val="20"/>
+                <w:szCs w:val="20"/>
+              </w:rPr>
+              <w:t>getsentry/sentry-dotnet</w:t>
+            </w:r>
+          </w:p>
+        </w:tc>
+      </w:tr>
     </w:tbl>
     <w:p>
       <w:pPr>
@@ -1723,7 +1859,7 @@
         <w:rPr>
           <w:color w:val="000000"/>
         </w:rPr>
-        <w:t>METAR Lookup does not collect, store, or transmit any personal data. All lookups are made directly from the user's machine to the third-party data sources listed in Section 3. The application stores only the following data locally on the user's device:</w:t>
+        <w:t xml:space="preserve">METAR Lookup does not collect, store, or transmit any personal data. All lookups are made directly from the user’s machine to the third-party data sources listed in Section 3. When a crash occurs, the application displays a Crash Report dialog. Only if the user explicitly clicks Send Report will a crash report (containing exception details and a brief activity log) be submitted to Sentry (sentry.io). No report is sent automatically. The activity log contains only recent in-app navigation actions and no personal information. The application stores only the following data locally on the user’s device:</w:t>
       </w:r>
     </w:p>
     <w:p>
@@ -1803,39 +1939,7 @@
           <w:sz w:val="18"/>
           <w:szCs w:val="18"/>
         </w:rPr>
-        <w:t>METAR Lookup v2</w:t>
-      </w:r>
-      <w:r>
-        <w:rPr>
-          <w:color w:val="888888"/>
-          <w:sz w:val="18"/>
-          <w:szCs w:val="18"/>
-        </w:rPr>
-        <w:t>.1</w:t>
-      </w:r>
-      <w:r>
-        <w:rPr>
-          <w:color w:val="888888"/>
-          <w:sz w:val="18"/>
-          <w:szCs w:val="18"/>
-        </w:rPr>
-        <w:t xml:space="preserve">  •  Copyright © 2026 </w:t>
-      </w:r>
-      <w:r>
-        <w:rPr>
-          <w:color w:val="888888"/>
-          <w:sz w:val="18"/>
-          <w:szCs w:val="18"/>
-        </w:rPr>
-        <w:t>Farrand Tech Services</w:t>
-      </w:r>
-      <w:r>
-        <w:rPr>
-          <w:color w:val="888888"/>
-          <w:sz w:val="18"/>
-          <w:szCs w:val="18"/>
-        </w:rPr>
-        <w:t xml:space="preserve">  •  MIT License</w:t>
+        <w:t>METAR Lookup v2.1  •  Copyright © 2026 Farrand Tech Services  •  MIT License</w:t>
       </w:r>
     </w:p>
     <w:p>

--- a/METAR_Lookup_License.docx
+++ b/METAR_Lookup_License.docx
@@ -35,6 +35,14 @@
           <w:szCs w:val="26"/>
         </w:rPr>
         <w:t>Version 2.1</w:t>
+      </w:r>
+      <w:r>
+        <w:rPr>
+          <w:color w:val="555555"/>
+          <w:sz w:val="26"/>
+          <w:szCs w:val="26"/>
+        </w:rPr>
+        <w:t>.1</w:t>
       </w:r>
     </w:p>
     <w:p>
@@ -972,7 +980,7 @@
                 <w:sz w:val="20"/>
                 <w:szCs w:val="20"/>
               </w:rPr>
-              <w:t xml:space="preserve">Radar and precipitation overlay tiles</w:t>
+              <w:t>Radar and precipitation overlay tiles</w:t>
             </w:r>
           </w:p>
         </w:tc>
@@ -1621,6 +1629,7 @@
                 <w:sz w:val="20"/>
                 <w:szCs w:val="20"/>
               </w:rPr>
+              <w:lastRenderedPageBreak/>
               <w:t>Leaflet.js</w:t>
             </w:r>
           </w:p>
@@ -1859,7 +1868,7 @@
         <w:rPr>
           <w:color w:val="000000"/>
         </w:rPr>
-        <w:t xml:space="preserve">METAR Lookup does not collect, store, or transmit any personal data. All lookups are made directly from the user’s machine to the third-party data sources listed in Section 3. When a crash occurs, the application displays a Crash Report dialog. Only if the user explicitly clicks Send Report will a crash report (containing exception details and a brief activity log) be submitted to Sentry (sentry.io). No report is sent automatically. The activity log contains only recent in-app navigation actions and no personal information. The application stores only the following data locally on the user’s device:</w:t>
+        <w:t>METAR Lookup does not collect, store, or transmit any personal data. All lookups are made directly from the user’s machine to the third-party data sources listed in Section 3. When a crash occurs, the application displays a Crash Report dialog. Only if the user explicitly clicks Send Report will a crash report (containing exception details and a brief activity log) be submitted to Sentry (sentry.io). No report is sent automatically. The activity log contains only recent in-app navigation actions and no personal information. The application stores only the following data locally on the user’s device:</w:t>
       </w:r>
     </w:p>
     <w:p>
@@ -1939,7 +1948,23 @@
           <w:sz w:val="18"/>
           <w:szCs w:val="18"/>
         </w:rPr>
-        <w:t>METAR Lookup v2.1  •  Copyright © 2026 Farrand Tech Services  •  MIT License</w:t>
+        <w:t>METAR Lookup v2.1</w:t>
+      </w:r>
+      <w:r>
+        <w:rPr>
+          <w:color w:val="888888"/>
+          <w:sz w:val="18"/>
+          <w:szCs w:val="18"/>
+        </w:rPr>
+        <w:t>.1</w:t>
+      </w:r>
+      <w:r>
+        <w:rPr>
+          <w:color w:val="888888"/>
+          <w:sz w:val="18"/>
+          <w:szCs w:val="18"/>
+        </w:rPr>
+        <w:t xml:space="preserve">  •  Copyright © 2026 Farrand Tech Services  •  MIT License</w:t>
       </w:r>
     </w:p>
     <w:p>

--- a/METAR_Lookup_License.docx
+++ b/METAR_Lookup_License.docx
@@ -12,6 +12,7 @@
         <w:spacing w:after="120"/>
         <w:jc w:val="center"/>
       </w:pPr>
+      <w:proofErr w:type="gramStart"/>
       <w:r>
         <w:rPr>
           <w:b/>
@@ -20,7 +21,18 @@
           <w:sz w:val="52"/>
           <w:szCs w:val="52"/>
         </w:rPr>
-        <w:t>✈  METAR LOOKUP</w:t>
+        <w:t>✈  METAR</w:t>
+      </w:r>
+      <w:proofErr w:type="gramEnd"/>
+      <w:r>
+        <w:rPr>
+          <w:b/>
+          <w:bCs/>
+          <w:color w:val="14468F"/>
+          <w:sz w:val="52"/>
+          <w:szCs w:val="52"/>
+        </w:rPr>
+        <w:t xml:space="preserve"> LOOKUP</w:t>
       </w:r>
     </w:p>
     <w:p>
@@ -42,7 +54,15 @@
           <w:sz w:val="26"/>
           <w:szCs w:val="26"/>
         </w:rPr>
-        <w:t>.1</w:t>
+        <w:t>.</w:t>
+      </w:r>
+      <w:r>
+        <w:rPr>
+          <w:color w:val="555555"/>
+          <w:sz w:val="26"/>
+          <w:szCs w:val="26"/>
+        </w:rPr>
+        <w:t>2</w:t>
       </w:r>
     </w:p>
     <w:p>
@@ -72,7 +92,25 @@
           <w:sz w:val="20"/>
           <w:szCs w:val="20"/>
         </w:rPr>
-        <w:t>Copyright © 2026 Farrand Tech Services  •  All rights reserved.</w:t>
+        <w:t xml:space="preserve">Copyright © 2026 Farrand Tech </w:t>
+      </w:r>
+      <w:proofErr w:type="gramStart"/>
+      <w:r>
+        <w:rPr>
+          <w:color w:val="666666"/>
+          <w:sz w:val="20"/>
+          <w:szCs w:val="20"/>
+        </w:rPr>
+        <w:t>Services  •</w:t>
+      </w:r>
+      <w:proofErr w:type="gramEnd"/>
+      <w:r>
+        <w:rPr>
+          <w:color w:val="666666"/>
+          <w:sz w:val="20"/>
+          <w:szCs w:val="20"/>
+        </w:rPr>
+        <w:t xml:space="preserve">  All rights reserved.</w:t>
       </w:r>
     </w:p>
     <w:p>
@@ -93,7 +131,15 @@
         <w:pStyle w:val="Heading1"/>
       </w:pPr>
       <w:r>
-        <w:t>1.  MIT License (Open Source)</w:t>
+        <w:t>1</w:t>
+      </w:r>
+      <w:proofErr w:type="gramStart"/>
+      <w:r>
+        <w:t>.  MIT</w:t>
+      </w:r>
+      <w:proofErr w:type="gramEnd"/>
+      <w:r>
+        <w:t xml:space="preserve"> License (Open Source)</w:t>
       </w:r>
     </w:p>
     <w:p>
@@ -244,7 +290,27 @@
           <w:sz w:val="18"/>
           <w:szCs w:val="18"/>
         </w:rPr>
-        <w:t>copies of the Software, and to permit persons to whom the Software is</w:t>
+        <w:t xml:space="preserve">copies of the Software, and to permit </w:t>
+      </w:r>
+      <w:proofErr w:type="gramStart"/>
+      <w:r>
+        <w:rPr>
+          <w:rFonts w:ascii="Courier New" w:eastAsia="Courier New" w:hAnsi="Courier New" w:cs="Courier New"/>
+          <w:color w:val="333333"/>
+          <w:sz w:val="18"/>
+          <w:szCs w:val="18"/>
+        </w:rPr>
+        <w:t>persons</w:t>
+      </w:r>
+      <w:proofErr w:type="gramEnd"/>
+      <w:r>
+        <w:rPr>
+          <w:rFonts w:ascii="Courier New" w:eastAsia="Courier New" w:hAnsi="Courier New" w:cs="Courier New"/>
+          <w:color w:val="333333"/>
+          <w:sz w:val="18"/>
+          <w:szCs w:val="18"/>
+        </w:rPr>
+        <w:t xml:space="preserve"> to whom the Software is</w:t>
       </w:r>
     </w:p>
     <w:p>
@@ -486,7 +552,15 @@
       </w:pPr>
       <w:r>
         <w:lastRenderedPageBreak/>
-        <w:t>2.  Aviation Safety Disclaimer</w:t>
+        <w:t>2</w:t>
+      </w:r>
+      <w:proofErr w:type="gramStart"/>
+      <w:r>
+        <w:t>.  Aviation</w:t>
+      </w:r>
+      <w:proofErr w:type="gramEnd"/>
+      <w:r>
+        <w:t xml:space="preserve"> Safety Disclaimer</w:t>
       </w:r>
     </w:p>
     <w:p>
@@ -497,13 +571,23 @@
         <w:shd w:val="clear" w:color="auto" w:fill="FFF3CD"/>
         <w:spacing w:before="80" w:after="100"/>
       </w:pPr>
+      <w:proofErr w:type="gramStart"/>
       <w:r>
         <w:rPr>
           <w:b/>
           <w:bCs/>
           <w:color w:val="B35900"/>
         </w:rPr>
-        <w:t>⚠  NOT FOR OPERATIONAL FLIGHT PLANNING</w:t>
+        <w:t>⚠  NOT</w:t>
+      </w:r>
+      <w:proofErr w:type="gramEnd"/>
+      <w:r>
+        <w:rPr>
+          <w:b/>
+          <w:bCs/>
+          <w:color w:val="B35900"/>
+        </w:rPr>
+        <w:t xml:space="preserve"> FOR OPERATIONAL FLIGHT PLANNING</w:t>
       </w:r>
     </w:p>
     <w:p>
@@ -607,7 +691,15 @@
         <w:pStyle w:val="Heading1"/>
       </w:pPr>
       <w:r>
-        <w:t>3.  Data Sources &amp; Third-Party Services</w:t>
+        <w:t>3</w:t>
+      </w:r>
+      <w:proofErr w:type="gramStart"/>
+      <w:r>
+        <w:t>.  Data</w:t>
+      </w:r>
+      <w:proofErr w:type="gramEnd"/>
+      <w:r>
+        <w:t xml:space="preserve"> Sources &amp; Third-Party Services</w:t>
       </w:r>
     </w:p>
     <w:p>
@@ -1108,7 +1200,15 @@
         <w:pStyle w:val="Heading1"/>
       </w:pPr>
       <w:r>
-        <w:t>4.  Open-Source Component Attributions</w:t>
+        <w:t>4</w:t>
+      </w:r>
+      <w:proofErr w:type="gramStart"/>
+      <w:r>
+        <w:t>.  Open</w:t>
+      </w:r>
+      <w:proofErr w:type="gramEnd"/>
+      <w:r>
+        <w:t>-Source Component Attributions</w:t>
       </w:r>
     </w:p>
     <w:p>
@@ -1283,6 +1383,7 @@
             </w:tcMar>
           </w:tcPr>
           <w:p>
+            <w:proofErr w:type="gramStart"/>
             <w:r>
               <w:rPr>
                 <w:b/>
@@ -1292,6 +1393,7 @@
               </w:rPr>
               <w:t>Microsoft.Extensions.DependencyInjection</w:t>
             </w:r>
+            <w:proofErr w:type="gramEnd"/>
           </w:p>
         </w:tc>
         <w:tc>
@@ -1396,6 +1498,7 @@
             </w:tcMar>
           </w:tcPr>
           <w:p>
+            <w:proofErr w:type="gramStart"/>
             <w:r>
               <w:rPr>
                 <w:b/>
@@ -1403,7 +1506,17 @@
                 <w:sz w:val="20"/>
                 <w:szCs w:val="20"/>
               </w:rPr>
-              <w:t>Microsoft.Web.WebView2</w:t>
+              <w:t>Microsoft.Web.WebView</w:t>
+            </w:r>
+            <w:proofErr w:type="gramEnd"/>
+            <w:r>
+              <w:rPr>
+                <w:b/>
+                <w:bCs/>
+                <w:sz w:val="20"/>
+                <w:szCs w:val="20"/>
+              </w:rPr>
+              <w:t>2</w:t>
             </w:r>
           </w:p>
         </w:tc>
@@ -1857,8 +1970,13 @@
         <w:pStyle w:val="Heading1"/>
       </w:pPr>
       <w:r>
-        <w:t>5.  Privacy</w:t>
-      </w:r>
+        <w:t>5</w:t>
+      </w:r>
+      <w:proofErr w:type="gramStart"/>
+      <w:r>
+        <w:t>.  Privacy</w:t>
+      </w:r>
+      <w:proofErr w:type="gramEnd"/>
     </w:p>
     <w:p>
       <w:pPr>
@@ -1910,7 +2028,15 @@
         <w:pStyle w:val="Heading1"/>
       </w:pPr>
       <w:r>
-        <w:t>6.  Limitation of Liability</w:t>
+        <w:t>6</w:t>
+      </w:r>
+      <w:proofErr w:type="gramStart"/>
+      <w:r>
+        <w:t>.  Limitation</w:t>
+      </w:r>
+      <w:proofErr w:type="gramEnd"/>
+      <w:r>
+        <w:t xml:space="preserve"> of Liability</w:t>
       </w:r>
     </w:p>
     <w:p>
@@ -1948,15 +2074,16 @@
           <w:sz w:val="18"/>
           <w:szCs w:val="18"/>
         </w:rPr>
-        <w:t>METAR Lookup v2.1</w:t>
-      </w:r>
+        <w:t xml:space="preserve">METAR Lookup </w:t>
+      </w:r>
+      <w:proofErr w:type="gramStart"/>
       <w:r>
         <w:rPr>
           <w:color w:val="888888"/>
           <w:sz w:val="18"/>
           <w:szCs w:val="18"/>
         </w:rPr>
-        <w:t>.1</w:t>
+        <w:t>v2.1</w:t>
       </w:r>
       <w:r>
         <w:rPr>
@@ -1964,7 +2091,50 @@
           <w:sz w:val="18"/>
           <w:szCs w:val="18"/>
         </w:rPr>
-        <w:t xml:space="preserve">  •  Copyright © 2026 Farrand Tech Services  •  MIT License</w:t>
+        <w:t>.</w:t>
+      </w:r>
+      <w:r>
+        <w:rPr>
+          <w:color w:val="888888"/>
+          <w:sz w:val="18"/>
+          <w:szCs w:val="18"/>
+        </w:rPr>
+        <w:t>2</w:t>
+      </w:r>
+      <w:r>
+        <w:rPr>
+          <w:color w:val="888888"/>
+          <w:sz w:val="18"/>
+          <w:szCs w:val="18"/>
+        </w:rPr>
+        <w:t xml:space="preserve">  •</w:t>
+      </w:r>
+      <w:proofErr w:type="gramEnd"/>
+      <w:r>
+        <w:rPr>
+          <w:color w:val="888888"/>
+          <w:sz w:val="18"/>
+          <w:szCs w:val="18"/>
+        </w:rPr>
+        <w:t xml:space="preserve">  Copyright © 2026 Farrand Tech </w:t>
+      </w:r>
+      <w:proofErr w:type="gramStart"/>
+      <w:r>
+        <w:rPr>
+          <w:color w:val="888888"/>
+          <w:sz w:val="18"/>
+          <w:szCs w:val="18"/>
+        </w:rPr>
+        <w:t>Services  •</w:t>
+      </w:r>
+      <w:proofErr w:type="gramEnd"/>
+      <w:r>
+        <w:rPr>
+          <w:color w:val="888888"/>
+          <w:sz w:val="18"/>
+          <w:szCs w:val="18"/>
+        </w:rPr>
+        <w:t xml:space="preserve">  MIT License</w:t>
       </w:r>
     </w:p>
     <w:p>
@@ -1977,7 +2147,25 @@
           <w:sz w:val="18"/>
           <w:szCs w:val="18"/>
         </w:rPr>
-        <w:t>Data provided by aviationweather.gov  •  Not for operational flight planning</w:t>
+        <w:t xml:space="preserve">Data provided by </w:t>
+      </w:r>
+      <w:proofErr w:type="gramStart"/>
+      <w:r>
+        <w:rPr>
+          <w:color w:val="AAAAAA"/>
+          <w:sz w:val="18"/>
+          <w:szCs w:val="18"/>
+        </w:rPr>
+        <w:t>aviationweather.gov  •</w:t>
+      </w:r>
+      <w:proofErr w:type="gramEnd"/>
+      <w:r>
+        <w:rPr>
+          <w:color w:val="AAAAAA"/>
+          <w:sz w:val="18"/>
+          <w:szCs w:val="18"/>
+        </w:rPr>
+        <w:t xml:space="preserve">  Not for operational flight planning</w:t>
       </w:r>
     </w:p>
     <w:sectPr>

--- a/METAR_Lookup_License.docx
+++ b/METAR_Lookup_License.docx
@@ -46,7 +46,7 @@
           <w:sz w:val="26"/>
           <w:szCs w:val="26"/>
         </w:rPr>
-        <w:t>Version 2.1</w:t>
+        <w:t xml:space="preserve">Version </w:t>
       </w:r>
       <w:r>
         <w:rPr>
@@ -54,15 +54,7 @@
           <w:sz w:val="26"/>
           <w:szCs w:val="26"/>
         </w:rPr>
-        <w:t>.</w:t>
-      </w:r>
-      <w:r>
-        <w:rPr>
-          <w:color w:val="555555"/>
-          <w:sz w:val="26"/>
-          <w:szCs w:val="26"/>
-        </w:rPr>
-        <w:t>2</w:t>
+        <w:t>2.1.3</w:t>
       </w:r>
     </w:p>
     <w:p>
@@ -678,7 +670,21 @@
         <w:rPr>
           <w:color w:val="000000"/>
         </w:rPr>
-        <w:t>Always obtain an official weather briefing from a qualified source such as 1800wxbrief.com, ForeFlight, or a certified flight service station before any flight.</w:t>
+        <w:t xml:space="preserve">Always obtain an official weather briefing from a qualified source such as 1800wxbrief.com, </w:t>
+      </w:r>
+      <w:proofErr w:type="spellStart"/>
+      <w:r>
+        <w:rPr>
+          <w:color w:val="000000"/>
+        </w:rPr>
+        <w:t>ForeFlight</w:t>
+      </w:r>
+      <w:proofErr w:type="spellEnd"/>
+      <w:r>
+        <w:rPr>
+          <w:color w:val="000000"/>
+        </w:rPr>
+        <w:t>, or a certified flight service station before any flight.</w:t>
       </w:r>
     </w:p>
     <w:p>
@@ -877,7 +883,23 @@
                 <w:sz w:val="20"/>
                 <w:szCs w:val="20"/>
               </w:rPr>
-              <w:t>aeronav.faa.gov (FAA AeroNav)</w:t>
+              <w:t xml:space="preserve">aeronav.faa.gov (FAA </w:t>
+            </w:r>
+            <w:proofErr w:type="spellStart"/>
+            <w:r>
+              <w:rPr>
+                <w:sz w:val="20"/>
+                <w:szCs w:val="20"/>
+              </w:rPr>
+              <w:t>AeroNav</w:t>
+            </w:r>
+            <w:proofErr w:type="spellEnd"/>
+            <w:r>
+              <w:rPr>
+                <w:sz w:val="20"/>
+                <w:szCs w:val="20"/>
+              </w:rPr>
+              <w:t>)</w:t>
             </w:r>
           </w:p>
         </w:tc>
@@ -1101,7 +1123,23 @@
                 <w:sz w:val="20"/>
                 <w:szCs w:val="20"/>
               </w:rPr>
-              <w:t>cartocdn.com (CartoDB)</w:t>
+              <w:t>cartocdn.com (</w:t>
+            </w:r>
+            <w:proofErr w:type="spellStart"/>
+            <w:r>
+              <w:rPr>
+                <w:sz w:val="20"/>
+                <w:szCs w:val="20"/>
+              </w:rPr>
+              <w:t>CartoDB</w:t>
+            </w:r>
+            <w:proofErr w:type="spellEnd"/>
+            <w:r>
+              <w:rPr>
+                <w:sz w:val="20"/>
+                <w:szCs w:val="20"/>
+              </w:rPr>
+              <w:t>)</w:t>
             </w:r>
           </w:p>
         </w:tc>
@@ -1270,6 +1308,7 @@
             </w:tcMar>
           </w:tcPr>
           <w:p>
+            <w:proofErr w:type="spellStart"/>
             <w:r>
               <w:rPr>
                 <w:b/>
@@ -1279,6 +1318,7 @@
               </w:rPr>
               <w:t>CommunityToolkit.Mvvm</w:t>
             </w:r>
+            <w:proofErr w:type="spellEnd"/>
           </w:p>
         </w:tc>
         <w:tc>
@@ -1353,14 +1393,34 @@
             </w:tcMar>
           </w:tcPr>
           <w:p>
+            <w:proofErr w:type="spellStart"/>
             <w:r>
               <w:rPr>
                 <w:color w:val="555555"/>
                 <w:sz w:val="20"/>
                 <w:szCs w:val="20"/>
               </w:rPr>
-              <w:t>microsoft/CommunityToolkit</w:t>
-            </w:r>
+              <w:t>microsoft</w:t>
+            </w:r>
+            <w:proofErr w:type="spellEnd"/>
+            <w:r>
+              <w:rPr>
+                <w:color w:val="555555"/>
+                <w:sz w:val="20"/>
+                <w:szCs w:val="20"/>
+              </w:rPr>
+              <w:t>/</w:t>
+            </w:r>
+            <w:proofErr w:type="spellStart"/>
+            <w:r>
+              <w:rPr>
+                <w:color w:val="555555"/>
+                <w:sz w:val="20"/>
+                <w:szCs w:val="20"/>
+              </w:rPr>
+              <w:t>CommunityToolkit</w:t>
+            </w:r>
+            <w:proofErr w:type="spellEnd"/>
           </w:p>
         </w:tc>
       </w:tr>
@@ -1383,6 +1443,7 @@
             </w:tcMar>
           </w:tcPr>
           <w:p>
+            <w:proofErr w:type="spellStart"/>
             <w:proofErr w:type="gramStart"/>
             <w:r>
               <w:rPr>
@@ -1393,6 +1454,7 @@
               </w:rPr>
               <w:t>Microsoft.Extensions.DependencyInjection</w:t>
             </w:r>
+            <w:proofErr w:type="spellEnd"/>
             <w:proofErr w:type="gramEnd"/>
           </w:p>
         </w:tc>
@@ -1592,13 +1654,23 @@
             </w:tcMar>
           </w:tcPr>
           <w:p>
+            <w:proofErr w:type="spellStart"/>
             <w:r>
               <w:rPr>
                 <w:color w:val="555555"/>
                 <w:sz w:val="20"/>
                 <w:szCs w:val="20"/>
               </w:rPr>
-              <w:t>microsoft/webview2</w:t>
+              <w:t>microsoft</w:t>
+            </w:r>
+            <w:proofErr w:type="spellEnd"/>
+            <w:r>
+              <w:rPr>
+                <w:color w:val="555555"/>
+                <w:sz w:val="20"/>
+                <w:szCs w:val="20"/>
+              </w:rPr>
+              <w:t>/webview2</w:t>
             </w:r>
           </w:p>
         </w:tc>
@@ -1622,6 +1694,7 @@
             </w:tcMar>
           </w:tcPr>
           <w:p>
+            <w:proofErr w:type="spellStart"/>
             <w:r>
               <w:rPr>
                 <w:b/>
@@ -1631,6 +1704,7 @@
               </w:rPr>
               <w:t>ModernWpfUI</w:t>
             </w:r>
+            <w:proofErr w:type="spellEnd"/>
           </w:p>
         </w:tc>
         <w:tc>
@@ -1711,8 +1785,18 @@
                 <w:sz w:val="20"/>
                 <w:szCs w:val="20"/>
               </w:rPr>
-              <w:t>Kinnara/ModernWpf</w:t>
-            </w:r>
+              <w:t>Kinnara/</w:t>
+            </w:r>
+            <w:proofErr w:type="spellStart"/>
+            <w:r>
+              <w:rPr>
+                <w:color w:val="555555"/>
+                <w:sz w:val="20"/>
+                <w:szCs w:val="20"/>
+              </w:rPr>
+              <w:t>ModernWpf</w:t>
+            </w:r>
+            <w:proofErr w:type="spellEnd"/>
           </w:p>
         </w:tc>
       </w:tr>
@@ -1932,13 +2016,23 @@
             </w:tcMar>
           </w:tcPr>
           <w:p>
+            <w:proofErr w:type="spellStart"/>
             <w:r>
               <w:rPr>
                 <w:color w:val="555555"/>
                 <w:sz w:val="20"/>
                 <w:szCs w:val="20"/>
               </w:rPr>
-              <w:t>getsentry/sentry-dotnet</w:t>
+              <w:t>getsentry</w:t>
+            </w:r>
+            <w:proofErr w:type="spellEnd"/>
+            <w:r>
+              <w:rPr>
+                <w:color w:val="555555"/>
+                <w:sz w:val="20"/>
+                <w:szCs w:val="20"/>
+              </w:rPr>
+              <w:t>/sentry-dotnet</w:t>
             </w:r>
           </w:p>
         </w:tc>
@@ -2083,7 +2177,7 @@
           <w:sz w:val="18"/>
           <w:szCs w:val="18"/>
         </w:rPr>
-        <w:t>v2.1</w:t>
+        <w:t>v</w:t>
       </w:r>
       <w:r>
         <w:rPr>
@@ -2091,15 +2185,7 @@
           <w:sz w:val="18"/>
           <w:szCs w:val="18"/>
         </w:rPr>
-        <w:t>.</w:t>
-      </w:r>
-      <w:r>
-        <w:rPr>
-          <w:color w:val="888888"/>
-          <w:sz w:val="18"/>
-          <w:szCs w:val="18"/>
-        </w:rPr>
-        <w:t>2</w:t>
+        <w:t>2.1.3</w:t>
       </w:r>
       <w:r>
         <w:rPr>
